--- a/README.docx
+++ b/README.docx
@@ -611,8 +611,311 @@
           </w:p>
         </w:tc>
       </w:tr>
+      <w:tr>
+        <w:tc>
+          <w:tcPr>
+            <w:tcW w:type="dxa" w:w="4873"/>
+          </w:tcPr>
+          <w:p>
+            <w:r/>
+            <w:r>
+              <w:rPr>
+                <w:rFonts w:ascii="Times New Roman" w:hAnsi="Times New Roman" w:eastAsia="宋体"/>
+                <w:b w:val="0"/>
+                <w:sz w:val="20"/>
+              </w:rPr>
+              <w:t>页脚展示 ICP 与公安备案</w:t>
+            </w:r>
+          </w:p>
+        </w:tc>
+        <w:tc>
+          <w:tcPr>
+            <w:tcW w:type="dxa" w:w="4873"/>
+          </w:tcPr>
+          <w:p>
+            <w:r/>
+            <w:r>
+              <w:rPr>
+                <w:rFonts w:ascii="Times New Roman" w:hAnsi="Times New Roman" w:eastAsia="宋体"/>
+                <w:b w:val="0"/>
+                <w:sz w:val="20"/>
+              </w:rPr>
+              <w:t>ICP + MPS (Gong’an) beian in footer</w:t>
+            </w:r>
+          </w:p>
+        </w:tc>
+      </w:tr>
     </w:tbl>
     <w:p/>
+    <w:p>
+      <w:pPr>
+        <w:spacing w:before="240" w:after="120"/>
+      </w:pPr>
+      <w:r>
+        <w:rPr>
+          <w:rFonts w:ascii="Times New Roman" w:hAnsi="Times New Roman" w:eastAsia="宋体"/>
+          <w:b/>
+          <w:sz w:val="28"/>
+        </w:rPr>
+        <w:t>备案信息 · Filings</w:t>
+      </w:r>
+    </w:p>
+    <w:tbl>
+      <w:tblPr>
+        <w:tblStyle w:val="TableGrid"/>
+        <w:tblW w:type="auto" w:w="0"/>
+        <w:tblLook w:firstColumn="1" w:firstRow="1" w:lastColumn="0" w:lastRow="0" w:noHBand="0" w:noVBand="1" w:val="04A0"/>
+      </w:tblPr>
+      <w:tblGrid>
+        <w:gridCol w:w="3249"/>
+        <w:gridCol w:w="3249"/>
+        <w:gridCol w:w="3249"/>
+      </w:tblGrid>
+      <w:tr>
+        <w:tc>
+          <w:tcPr>
+            <w:tcW w:type="dxa" w:w="3249"/>
+          </w:tcPr>
+          <w:p>
+            <w:r/>
+            <w:r>
+              <w:rPr>
+                <w:rFonts w:ascii="Times New Roman" w:hAnsi="Times New Roman" w:eastAsia="宋体"/>
+                <w:b/>
+                <w:sz w:val="20"/>
+              </w:rPr>
+              <w:t>类型</w:t>
+            </w:r>
+          </w:p>
+        </w:tc>
+        <w:tc>
+          <w:tcPr>
+            <w:tcW w:type="dxa" w:w="3249"/>
+          </w:tcPr>
+          <w:p>
+            <w:r/>
+            <w:r>
+              <w:rPr>
+                <w:rFonts w:ascii="Times New Roman" w:hAnsi="Times New Roman" w:eastAsia="宋体"/>
+                <w:b/>
+                <w:sz w:val="20"/>
+              </w:rPr>
+              <w:t>编号</w:t>
+            </w:r>
+          </w:p>
+        </w:tc>
+        <w:tc>
+          <w:tcPr>
+            <w:tcW w:type="dxa" w:w="3249"/>
+          </w:tcPr>
+          <w:p>
+            <w:r/>
+            <w:r>
+              <w:rPr>
+                <w:rFonts w:ascii="Times New Roman" w:hAnsi="Times New Roman" w:eastAsia="宋体"/>
+                <w:b/>
+                <w:sz w:val="20"/>
+              </w:rPr>
+              <w:t>链接</w:t>
+            </w:r>
+          </w:p>
+        </w:tc>
+      </w:tr>
+      <w:tr>
+        <w:tc>
+          <w:tcPr>
+            <w:tcW w:type="dxa" w:w="3249"/>
+          </w:tcPr>
+          <w:p>
+            <w:r/>
+            <w:r>
+              <w:rPr>
+                <w:rFonts w:ascii="Times New Roman" w:hAnsi="Times New Roman" w:eastAsia="宋体"/>
+                <w:b w:val="0"/>
+                <w:sz w:val="20"/>
+              </w:rPr>
+              <w:t>工信部 ICP</w:t>
+            </w:r>
+          </w:p>
+        </w:tc>
+        <w:tc>
+          <w:tcPr>
+            <w:tcW w:type="dxa" w:w="3249"/>
+          </w:tcPr>
+          <w:p>
+            <w:r/>
+            <w:r>
+              <w:rPr>
+                <w:rFonts w:ascii="Times New Roman" w:hAnsi="Times New Roman" w:eastAsia="宋体"/>
+                <w:b w:val="0"/>
+                <w:sz w:val="20"/>
+              </w:rPr>
+              <w:t>蜀ICP备2026058519号</w:t>
+            </w:r>
+          </w:p>
+        </w:tc>
+        <w:tc>
+          <w:tcPr>
+            <w:tcW w:type="dxa" w:w="3249"/>
+          </w:tcPr>
+          <w:p>
+            <w:r/>
+            <w:r>
+              <w:rPr>
+                <w:rFonts w:ascii="Times New Roman" w:hAnsi="Times New Roman" w:eastAsia="宋体"/>
+                <w:b w:val="0"/>
+                <w:sz w:val="20"/>
+              </w:rPr>
+              <w:t>https://beian.miit.gov.cn/</w:t>
+            </w:r>
+          </w:p>
+        </w:tc>
+      </w:tr>
+      <w:tr>
+        <w:tc>
+          <w:tcPr>
+            <w:tcW w:type="dxa" w:w="3249"/>
+          </w:tcPr>
+          <w:p>
+            <w:r/>
+            <w:r>
+              <w:rPr>
+                <w:rFonts w:ascii="Times New Roman" w:hAnsi="Times New Roman" w:eastAsia="宋体"/>
+                <w:b w:val="0"/>
+                <w:sz w:val="20"/>
+              </w:rPr>
+              <w:t>公安备案</w:t>
+            </w:r>
+          </w:p>
+        </w:tc>
+        <w:tc>
+          <w:tcPr>
+            <w:tcW w:type="dxa" w:w="3249"/>
+          </w:tcPr>
+          <w:p>
+            <w:r/>
+            <w:r>
+              <w:rPr>
+                <w:rFonts w:ascii="Times New Roman" w:hAnsi="Times New Roman" w:eastAsia="宋体"/>
+                <w:b w:val="0"/>
+                <w:sz w:val="20"/>
+              </w:rPr>
+              <w:t>川公网安备51070302110809号</w:t>
+            </w:r>
+          </w:p>
+        </w:tc>
+        <w:tc>
+          <w:tcPr>
+            <w:tcW w:type="dxa" w:w="3249"/>
+          </w:tcPr>
+          <w:p>
+            <w:r/>
+            <w:r>
+              <w:rPr>
+                <w:rFonts w:ascii="Times New Roman" w:hAnsi="Times New Roman" w:eastAsia="宋体"/>
+                <w:b w:val="0"/>
+                <w:sz w:val="20"/>
+              </w:rPr>
+              <w:t>https://beian.mps.gov.cn/#/query/webSearch?code=51070302110809</w:t>
+            </w:r>
+          </w:p>
+        </w:tc>
+      </w:tr>
+    </w:tbl>
+    <w:p/>
+    <w:p>
+      <w:pPr>
+        <w:spacing w:after="80"/>
+      </w:pPr>
+      <w:r>
+        <w:rPr>
+          <w:rFonts w:ascii="Times New Roman" w:hAnsi="Times New Roman" w:eastAsia="宋体"/>
+          <w:b w:val="0"/>
+          <w:sz w:val="22"/>
+        </w:rPr>
+        <w:t>公安备案图标：</w:t>
+      </w:r>
+      <w:r>
+        <w:rPr>
+          <w:rFonts w:ascii="Consolas" w:hAnsi="Consolas" w:eastAsia="宋体"/>
+          <w:b w:val="0"/>
+          <w:color w:val="1C4D6E"/>
+          <w:sz w:val="22"/>
+        </w:rPr>
+        <w:t>word_retrieval/static/beian-mps.png</w:t>
+      </w:r>
+      <w:r>
+        <w:rPr>
+          <w:rFonts w:ascii="Times New Roman" w:hAnsi="Times New Roman" w:eastAsia="宋体"/>
+          <w:b w:val="0"/>
+          <w:sz w:val="22"/>
+        </w:rPr>
+        <w:t>。</w:t>
+      </w:r>
+    </w:p>
+    <w:p>
+      <w:pPr>
+        <w:spacing w:after="80"/>
+      </w:pPr>
+      <w:r>
+        <w:rPr>
+          <w:rFonts w:ascii="Times New Roman" w:hAnsi="Times New Roman" w:eastAsia="宋体"/>
+          <w:b w:val="0"/>
+          <w:sz w:val="22"/>
+        </w:rPr>
+        <w:t xml:space="preserve">动态页脚由 </w:t>
+      </w:r>
+      <w:r>
+        <w:rPr>
+          <w:rFonts w:ascii="Consolas" w:hAnsi="Consolas" w:eastAsia="宋体"/>
+          <w:b w:val="0"/>
+          <w:color w:val="1C4D6E"/>
+          <w:sz w:val="22"/>
+        </w:rPr>
+        <w:t>word_retrieval/pages/__init__.py</w:t>
+      </w:r>
+      <w:r>
+        <w:rPr>
+          <w:rFonts w:ascii="Times New Roman" w:hAnsi="Times New Roman" w:eastAsia="宋体"/>
+          <w:b w:val="0"/>
+          <w:sz w:val="22"/>
+        </w:rPr>
+        <w:t xml:space="preserve"> 生成；首页 </w:t>
+      </w:r>
+      <w:r>
+        <w:rPr>
+          <w:rFonts w:ascii="Consolas" w:hAnsi="Consolas" w:eastAsia="宋体"/>
+          <w:b w:val="0"/>
+          <w:color w:val="1C4D6E"/>
+          <w:sz w:val="22"/>
+        </w:rPr>
+        <w:t>index.html</w:t>
+      </w:r>
+      <w:r>
+        <w:rPr>
+          <w:rFonts w:ascii="Times New Roman" w:hAnsi="Times New Roman" w:eastAsia="宋体"/>
+          <w:b w:val="0"/>
+          <w:sz w:val="22"/>
+        </w:rPr>
+        <w:t xml:space="preserve"> 为静态页脚，</w:t>
+      </w:r>
+      <w:r>
+        <w:rPr>
+          <w:rFonts w:ascii="Times New Roman" w:hAnsi="Times New Roman" w:eastAsia="宋体"/>
+          <w:b/>
+          <w:sz w:val="22"/>
+        </w:rPr>
+        <w:t>改号时两处同步</w:t>
+      </w:r>
+      <w:r>
+        <w:rPr>
+          <w:rFonts w:ascii="Times New Roman" w:hAnsi="Times New Roman" w:eastAsia="宋体"/>
+          <w:b w:val="0"/>
+          <w:sz w:val="22"/>
+        </w:rPr>
+        <w:t>。</w:t>
+      </w:r>
+    </w:p>
     <w:p>
       <w:pPr>
         <w:spacing w:before="240" w:after="120"/>
@@ -3135,7 +3438,7 @@
           <w:color w:val="1C4D6E"/>
           <w:sz w:val="18"/>
         </w:rPr>
-        <w:t xml:space="preserve">    │   └── user_data.js        # localStorage 读写</w:t>
+        <w:t xml:space="preserve">    │   ├── user_data.js        # localStorage 读写</w:t>
       </w:r>
     </w:p>
     <w:p>
@@ -3150,7 +3453,51 @@
           <w:color w:val="1C4D6E"/>
           <w:sz w:val="18"/>
         </w:rPr>
-        <w:t xml:space="preserve">    └── pages/                  # 确认 / 结果 / 设置等页面</w:t>
+        <w:t xml:space="preserve">    │   └── beian-mps.png       # 公安备案图标</w:t>
+      </w:r>
+    </w:p>
+    <w:p>
+      <w:pPr>
+        <w:spacing w:after="0"/>
+        <w:ind w:left="283"/>
+      </w:pPr>
+      <w:r>
+        <w:rPr>
+          <w:rFonts w:ascii="Consolas" w:hAnsi="Consolas" w:eastAsia="宋体"/>
+          <w:b w:val="0"/>
+          <w:color w:val="1C4D6E"/>
+          <w:sz w:val="18"/>
+        </w:rPr>
+        <w:t xml:space="preserve">    └── pages/                  # 确认 / 结果 / 设置等页面（页脚含 ICP + 公安备案）</w:t>
+      </w:r>
+    </w:p>
+    <w:p>
+      <w:pPr>
+        <w:spacing w:after="80"/>
+      </w:pPr>
+      <w:r>
+        <w:rPr>
+          <w:rFonts w:ascii="Times New Roman" w:hAnsi="Times New Roman" w:eastAsia="宋体"/>
+          <w:b w:val="0"/>
+          <w:sz w:val="22"/>
+        </w:rPr>
+        <w:t xml:space="preserve">生产部署：push 到 GitHub </w:t>
+      </w:r>
+      <w:r>
+        <w:rPr>
+          <w:rFonts w:ascii="Times New Roman" w:hAnsi="Times New Roman" w:eastAsia="宋体"/>
+          <w:b/>
+          <w:sz w:val="22"/>
+        </w:rPr>
+        <w:t>`main`</w:t>
+      </w:r>
+      <w:r>
+        <w:rPr>
+          <w:rFonts w:ascii="Times New Roman" w:hAnsi="Times New Roman" w:eastAsia="宋体"/>
+          <w:b w:val="0"/>
+          <w:sz w:val="22"/>
+        </w:rPr>
+        <w:t xml:space="preserve"> 触发 Actions 自动部署；其它分支不会自动上线。</w:t>
       </w:r>
     </w:p>
     <w:p>
@@ -3641,7 +3988,41 @@
                 <w:b w:val="0"/>
                 <w:sz w:val="20"/>
               </w:rPr>
-              <w:t>硬刷新（Ctrl+F5）；确认 /static/user_data.js 可访问</w:t>
+              <w:t>硬刷新（Ctrl+F5）；确认 /static/user_data.js 可访问；勿对 script 内 JSON 使用 html.escape</w:t>
+            </w:r>
+          </w:p>
+        </w:tc>
+      </w:tr>
+      <w:tr>
+        <w:tc>
+          <w:tcPr>
+            <w:tcW w:type="dxa" w:w="4873"/>
+          </w:tcPr>
+          <w:p>
+            <w:r/>
+            <w:r>
+              <w:rPr>
+                <w:rFonts w:ascii="Times New Roman" w:hAnsi="Times New Roman" w:eastAsia="宋体"/>
+                <w:b w:val="0"/>
+                <w:sz w:val="20"/>
+              </w:rPr>
+              <w:t>推了代码但网站未更新</w:t>
+            </w:r>
+          </w:p>
+        </w:tc>
+        <w:tc>
+          <w:tcPr>
+            <w:tcW w:type="dxa" w:w="4873"/>
+          </w:tcPr>
+          <w:p>
+            <w:r/>
+            <w:r>
+              <w:rPr>
+                <w:rFonts w:ascii="Times New Roman" w:hAnsi="Times New Roman" w:eastAsia="宋体"/>
+                <w:b w:val="0"/>
+                <w:sz w:val="20"/>
+              </w:rPr>
+              <w:t>是否推到了 main？仅 main 的 push 触发自动部署</w:t>
             </w:r>
           </w:p>
         </w:tc>

--- a/README.docx
+++ b/README.docx
@@ -3489,7 +3489,7 @@
           <w:b/>
           <w:sz w:val="22"/>
         </w:rPr>
-        <w:t>`main`</w:t>
+        <w:t>任意分支</w:t>
       </w:r>
       <w:r>
         <w:rPr>
@@ -3497,7 +3497,41 @@
           <w:b w:val="0"/>
           <w:sz w:val="22"/>
         </w:rPr>
-        <w:t xml:space="preserve"> 触发 Actions 自动部署；其它分支不会自动上线。</w:t>
+        <w:t xml:space="preserve">（含 </w:t>
+      </w:r>
+      <w:r>
+        <w:rPr>
+          <w:rFonts w:ascii="Consolas" w:hAnsi="Consolas" w:eastAsia="宋体"/>
+          <w:b w:val="0"/>
+          <w:color w:val="1C4D6E"/>
+          <w:sz w:val="22"/>
+        </w:rPr>
+        <w:t>main</w:t>
+      </w:r>
+      <w:r>
+        <w:rPr>
+          <w:rFonts w:ascii="Times New Roman" w:hAnsi="Times New Roman" w:eastAsia="宋体"/>
+          <w:b w:val="0"/>
+          <w:sz w:val="22"/>
+        </w:rPr>
+        <w:t xml:space="preserve"> / </w:t>
+      </w:r>
+      <w:r>
+        <w:rPr>
+          <w:rFonts w:ascii="Consolas" w:hAnsi="Consolas" w:eastAsia="宋体"/>
+          <w:b w:val="0"/>
+          <w:color w:val="1C4D6E"/>
+          <w:sz w:val="22"/>
+        </w:rPr>
+        <w:t>feature/*</w:t>
+      </w:r>
+      <w:r>
+        <w:rPr>
+          <w:rFonts w:ascii="Times New Roman" w:hAnsi="Times New Roman" w:eastAsia="宋体"/>
+          <w:b w:val="0"/>
+          <w:sz w:val="22"/>
+        </w:rPr>
+        <w:t xml:space="preserve"> 等）都会触发 Actions 自动部署到同一台服务器；也可在 Actions 页手动 Run workflow。注意实验分支也会覆盖线上。</w:t>
       </w:r>
     </w:p>
     <w:p>
@@ -4022,7 +4056,7 @@
                 <w:b w:val="0"/>
                 <w:sz w:val="20"/>
               </w:rPr>
-              <w:t>是否推到了 main？仅 main 的 push 触发自动部署</w:t>
+              <w:t>看 Actions 是否跑通；任意分支 push 都会部署，失败时看 workflow 日志</w:t>
             </w:r>
           </w:p>
         </w:tc>

--- a/README.docx
+++ b/README.docx
@@ -556,7 +556,7 @@
                 <w:b w:val="0"/>
                 <w:sz w:val="20"/>
               </w:rPr>
-              <w:t>大词典 = ECDICT 词头 ∪ 本机增补 − 本机排除</w:t>
+              <w:t>大词典 = ECDICT 词头 ∪ 本机增补词条 − 本机排除</w:t>
             </w:r>
           </w:p>
         </w:tc>
@@ -572,7 +572,7 @@
                 <w:b w:val="0"/>
                 <w:sz w:val="20"/>
               </w:rPr>
-              <w:t>ECDICT ∪ browser add − browser exclude</w:t>
+              <w:t>ECDICT ∪ browser entries − browser exclude</w:t>
             </w:r>
           </w:p>
         </w:tc>
@@ -1459,7 +1459,7 @@
           <w:b w:val="0"/>
           <w:sz w:val="22"/>
         </w:rPr>
-        <w:t>设置页维护的增补/排除写在</w:t>
+        <w:t>设置页与确认页的增补/排除写在</w:t>
       </w:r>
       <w:r>
         <w:rPr>
@@ -1510,6 +1510,199 @@
           <w:sz w:val="22"/>
         </w:rPr>
         <w:t xml:space="preserve"> 作为网页用户数据。</w:t>
+      </w:r>
+    </w:p>
+    <w:p>
+      <w:pPr>
+        <w:spacing w:after="80"/>
+      </w:pPr>
+      <w:r>
+        <w:rPr>
+          <w:rFonts w:ascii="Times New Roman" w:hAnsi="Times New Roman" w:eastAsia="宋体"/>
+          <w:b w:val="0"/>
+          <w:sz w:val="22"/>
+        </w:rPr>
+        <w:t>本机增补存为与 ECDICT 对齐的</w:t>
+      </w:r>
+      <w:r>
+        <w:rPr>
+          <w:rFonts w:ascii="Times New Roman" w:hAnsi="Times New Roman" w:eastAsia="宋体"/>
+          <w:b/>
+          <w:sz w:val="22"/>
+        </w:rPr>
+        <w:t>完整词条</w:t>
+      </w:r>
+      <w:r>
+        <w:rPr>
+          <w:rFonts w:ascii="Times New Roman" w:hAnsi="Times New Roman" w:eastAsia="宋体"/>
+          <w:b w:val="0"/>
+          <w:sz w:val="22"/>
+        </w:rPr>
+        <w:t>（</w:t>
+      </w:r>
+      <w:r>
+        <w:rPr>
+          <w:rFonts w:ascii="Consolas" w:hAnsi="Consolas" w:eastAsia="宋体"/>
+          <w:b w:val="0"/>
+          <w:color w:val="1C4D6E"/>
+          <w:sz w:val="22"/>
+        </w:rPr>
+        <w:t>word</w:t>
+      </w:r>
+      <w:r>
+        <w:rPr>
+          <w:rFonts w:ascii="Times New Roman" w:hAnsi="Times New Roman" w:eastAsia="宋体"/>
+          <w:b w:val="0"/>
+          <w:sz w:val="22"/>
+        </w:rPr>
+        <w:t xml:space="preserve"> / </w:t>
+      </w:r>
+      <w:r>
+        <w:rPr>
+          <w:rFonts w:ascii="Consolas" w:hAnsi="Consolas" w:eastAsia="宋体"/>
+          <w:b w:val="0"/>
+          <w:color w:val="1C4D6E"/>
+          <w:sz w:val="22"/>
+        </w:rPr>
+        <w:t>phonetic</w:t>
+      </w:r>
+      <w:r>
+        <w:rPr>
+          <w:rFonts w:ascii="Times New Roman" w:hAnsi="Times New Roman" w:eastAsia="宋体"/>
+          <w:b w:val="0"/>
+          <w:sz w:val="22"/>
+        </w:rPr>
+        <w:t xml:space="preserve"> / </w:t>
+      </w:r>
+      <w:r>
+        <w:rPr>
+          <w:rFonts w:ascii="Consolas" w:hAnsi="Consolas" w:eastAsia="宋体"/>
+          <w:b w:val="0"/>
+          <w:color w:val="1C4D6E"/>
+          <w:sz w:val="22"/>
+        </w:rPr>
+        <w:t>definition</w:t>
+      </w:r>
+      <w:r>
+        <w:rPr>
+          <w:rFonts w:ascii="Times New Roman" w:hAnsi="Times New Roman" w:eastAsia="宋体"/>
+          <w:b w:val="0"/>
+          <w:sz w:val="22"/>
+        </w:rPr>
+        <w:t xml:space="preserve"> / </w:t>
+      </w:r>
+      <w:r>
+        <w:rPr>
+          <w:rFonts w:ascii="Consolas" w:hAnsi="Consolas" w:eastAsia="宋体"/>
+          <w:b w:val="0"/>
+          <w:color w:val="1C4D6E"/>
+          <w:sz w:val="22"/>
+        </w:rPr>
+        <w:t>translation</w:t>
+      </w:r>
+      <w:r>
+        <w:rPr>
+          <w:rFonts w:ascii="Times New Roman" w:hAnsi="Times New Roman" w:eastAsia="宋体"/>
+          <w:b w:val="0"/>
+          <w:sz w:val="22"/>
+        </w:rPr>
+        <w:t xml:space="preserve"> / </w:t>
+      </w:r>
+      <w:r>
+        <w:rPr>
+          <w:rFonts w:ascii="Consolas" w:hAnsi="Consolas" w:eastAsia="宋体"/>
+          <w:b w:val="0"/>
+          <w:color w:val="1C4D6E"/>
+          <w:sz w:val="22"/>
+        </w:rPr>
+        <w:t>pos</w:t>
+      </w:r>
+      <w:r>
+        <w:rPr>
+          <w:rFonts w:ascii="Times New Roman" w:hAnsi="Times New Roman" w:eastAsia="宋体"/>
+          <w:b w:val="0"/>
+          <w:sz w:val="22"/>
+        </w:rPr>
+        <w:t xml:space="preserve"> / </w:t>
+      </w:r>
+      <w:r>
+        <w:rPr>
+          <w:rFonts w:ascii="Consolas" w:hAnsi="Consolas" w:eastAsia="宋体"/>
+          <w:b w:val="0"/>
+          <w:color w:val="1C4D6E"/>
+          <w:sz w:val="22"/>
+        </w:rPr>
+        <w:t>exchange</w:t>
+      </w:r>
+      <w:r>
+        <w:rPr>
+          <w:rFonts w:ascii="Times New Roman" w:hAnsi="Times New Roman" w:eastAsia="宋体"/>
+          <w:b w:val="0"/>
+          <w:sz w:val="22"/>
+        </w:rPr>
+        <w:t>）：</w:t>
+      </w:r>
+      <w:r>
+        <w:rPr>
+          <w:rFonts w:ascii="Times New Roman" w:hAnsi="Times New Roman" w:eastAsia="宋体"/>
+          <w:b/>
+          <w:sz w:val="22"/>
+        </w:rPr>
+        <w:t>中文释义与词性必填</w:t>
+      </w:r>
+      <w:r>
+        <w:rPr>
+          <w:rFonts w:ascii="Times New Roman" w:hAnsi="Times New Roman" w:eastAsia="宋体"/>
+          <w:b w:val="0"/>
+          <w:sz w:val="22"/>
+        </w:rPr>
+        <w:t xml:space="preserve">，音标、英文释义、词形变化可选。查释义时，本机有中文释义的词条优先于服务器 ECDICT。旧版仅词头的 </w:t>
+      </w:r>
+      <w:r>
+        <w:rPr>
+          <w:rFonts w:ascii="Consolas" w:hAnsi="Consolas" w:eastAsia="宋体"/>
+          <w:b w:val="0"/>
+          <w:color w:val="1C4D6E"/>
+          <w:sz w:val="22"/>
+        </w:rPr>
+        <w:t>dict_extra</w:t>
+      </w:r>
+      <w:r>
+        <w:rPr>
+          <w:rFonts w:ascii="Times New Roman" w:hAnsi="Times New Roman" w:eastAsia="宋体"/>
+          <w:b w:val="0"/>
+          <w:sz w:val="22"/>
+        </w:rPr>
+        <w:t xml:space="preserve"> 字符串列表仍可导入（仅参与分类，无释义）。</w:t>
+      </w:r>
+    </w:p>
+    <w:p>
+      <w:pPr>
+        <w:spacing w:after="80"/>
+      </w:pPr>
+      <w:r>
+        <w:rPr>
+          <w:rFonts w:ascii="Times New Roman" w:hAnsi="Times New Roman" w:eastAsia="宋体"/>
+          <w:b w:val="0"/>
+          <w:sz w:val="22"/>
+        </w:rPr>
+        <w:t>Client dictionary add-ons are full ECDICT-style entries stored in the browser (</w:t>
+      </w:r>
+      <w:r>
+        <w:rPr>
+          <w:rFonts w:ascii="Times New Roman" w:hAnsi="Times New Roman" w:eastAsia="宋体"/>
+          <w:b/>
+          <w:sz w:val="22"/>
+        </w:rPr>
+        <w:t>Chinese gloss and POS required</w:t>
+      </w:r>
+      <w:r>
+        <w:rPr>
+          <w:rFonts w:ascii="Times New Roman" w:hAnsi="Times New Roman" w:eastAsia="宋体"/>
+          <w:b w:val="0"/>
+          <w:sz w:val="22"/>
+        </w:rPr>
+        <w:t>). Optional: phonetic, English definition, exchange. Client entries with a Chinese gloss override server ECDICT on lookup.</w:t>
       </w:r>
     </w:p>
     <w:p>
@@ -1866,6 +2059,51 @@
     </w:p>
     <w:p>
       <w:pPr>
+        <w:pStyle w:val="ListBullet"/>
+      </w:pPr>
+      <w:r>
+        <w:rPr>
+          <w:rFonts w:ascii="Times New Roman" w:hAnsi="Times New Roman" w:eastAsia="宋体"/>
+          <w:b w:val="0"/>
+          <w:sz w:val="22"/>
+        </w:rPr>
+        <w:t>勾选</w:t>
+      </w:r>
+      <w:r>
+        <w:rPr>
+          <w:rFonts w:ascii="Times New Roman" w:hAnsi="Times New Roman" w:eastAsia="宋体"/>
+          <w:b/>
+          <w:sz w:val="22"/>
+        </w:rPr>
+        <w:t>大词典</w:t>
+      </w:r>
+      <w:r>
+        <w:rPr>
+          <w:rFonts w:ascii="Times New Roman" w:hAnsi="Times New Roman" w:eastAsia="宋体"/>
+          <w:b w:val="0"/>
+          <w:sz w:val="22"/>
+        </w:rPr>
+        <w:t>时须填写</w:t>
+      </w:r>
+      <w:r>
+        <w:rPr>
+          <w:rFonts w:ascii="Times New Roman" w:hAnsi="Times New Roman" w:eastAsia="宋体"/>
+          <w:b/>
+          <w:sz w:val="22"/>
+        </w:rPr>
+        <w:t>中文释义与词性</w:t>
+      </w:r>
+      <w:r>
+        <w:rPr>
+          <w:rFonts w:ascii="Times New Roman" w:hAnsi="Times New Roman" w:eastAsia="宋体"/>
+          <w:b w:val="0"/>
+          <w:sz w:val="22"/>
+        </w:rPr>
+        <w:t>（音标、英文释义、词形变化可选），与 ECDICT 字段对齐</w:t>
+      </w:r>
+    </w:p>
+    <w:p>
+      <w:pPr>
         <w:spacing w:after="80"/>
       </w:pPr>
       <w:r>
@@ -2640,7 +2878,7 @@
           <w:b w:val="0"/>
           <w:sz w:val="22"/>
         </w:rPr>
-        <w:t>：按绿/黄/红勾选（见上文）；写回本浏览器。</w:t>
+        <w:t>：按绿/黄/红勾选（见上文）；黄词勾「大词典」须填中文释义与词性；写回本浏览器。</w:t>
       </w:r>
     </w:p>
     <w:p>
@@ -2712,7 +2950,7 @@
           <w:b w:val="0"/>
           <w:sz w:val="22"/>
         </w:rPr>
-        <w:t>编辑本机词典覆盖 / 对照表差分</w:t>
+        <w:t>编辑本机词典覆盖（完整 ECDICT 词条）/ 对照表差分</w:t>
       </w:r>
     </w:p>
     <w:p>

--- a/README.docx
+++ b/README.docx
@@ -522,7 +522,7 @@
                 <w:b w:val="0"/>
                 <w:sz w:val="20"/>
               </w:rPr>
-              <w:t>上传时可扩展屈折派生词（lemminflect）</w:t>
+              <w:t>上传时可扩展派生词（ECDICT exchange + 可选 lemminflect）</w:t>
             </w:r>
           </w:p>
         </w:tc>
@@ -1648,7 +1648,7 @@
           <w:b/>
           <w:sz w:val="22"/>
         </w:rPr>
-        <w:t>中文释义与词性必填</w:t>
+        <w:t>中文释义必填</w:t>
       </w:r>
       <w:r>
         <w:rPr>
@@ -1656,7 +1656,24 @@
           <w:b w:val="0"/>
           <w:sz w:val="22"/>
         </w:rPr>
-        <w:t xml:space="preserve">，音标、英文释义、词形变化可选。查释义时，本机有中文释义的词条优先于服务器 ECDICT。旧版仅词头的 </w:t>
+        <w:t xml:space="preserve">（请在释义中写上词性，如 </w:t>
+      </w:r>
+      <w:r>
+        <w:rPr>
+          <w:rFonts w:ascii="Consolas" w:hAnsi="Consolas" w:eastAsia="宋体"/>
+          <w:b w:val="0"/>
+          <w:color w:val="1C4D6E"/>
+          <w:sz w:val="22"/>
+        </w:rPr>
+        <w:t>n. 苹果</w:t>
+      </w:r>
+      <w:r>
+        <w:rPr>
+          <w:rFonts w:ascii="Times New Roman" w:hAnsi="Times New Roman" w:eastAsia="宋体"/>
+          <w:b w:val="0"/>
+          <w:sz w:val="22"/>
+        </w:rPr>
+        <w:t xml:space="preserve">；无单独词性栏），音标、英文释义、词形变化可选。查释义时，本机有中文释义的词条优先于服务器 ECDICT。旧版仅词头的 </w:t>
       </w:r>
       <w:r>
         <w:rPr>
@@ -1694,7 +1711,24 @@
           <w:b/>
           <w:sz w:val="22"/>
         </w:rPr>
-        <w:t>Chinese gloss and POS required</w:t>
+        <w:t>Chinese gloss required</w:t>
+      </w:r>
+      <w:r>
+        <w:rPr>
+          <w:rFonts w:ascii="Times New Roman" w:hAnsi="Times New Roman" w:eastAsia="宋体"/>
+          <w:b w:val="0"/>
+          <w:sz w:val="22"/>
+        </w:rPr>
+        <w:t xml:space="preserve">; write POS inside the gloss, e.g. </w:t>
+      </w:r>
+      <w:r>
+        <w:rPr>
+          <w:rFonts w:ascii="Consolas" w:hAnsi="Consolas" w:eastAsia="宋体"/>
+          <w:b w:val="0"/>
+          <w:color w:val="1C4D6E"/>
+          <w:sz w:val="22"/>
+        </w:rPr>
+        <w:t>n. apple</w:t>
       </w:r>
       <w:r>
         <w:rPr>
@@ -2091,7 +2125,7 @@
           <w:b/>
           <w:sz w:val="22"/>
         </w:rPr>
-        <w:t>中文释义与词性</w:t>
+        <w:t>中文释义</w:t>
       </w:r>
       <w:r>
         <w:rPr>
@@ -2099,7 +2133,24 @@
           <w:b w:val="0"/>
           <w:sz w:val="22"/>
         </w:rPr>
-        <w:t>（音标、英文释义、词形变化可选），与 ECDICT 字段对齐</w:t>
+        <w:t xml:space="preserve">（请在释义里写上词性，如 </w:t>
+      </w:r>
+      <w:r>
+        <w:rPr>
+          <w:rFonts w:ascii="Consolas" w:hAnsi="Consolas" w:eastAsia="宋体"/>
+          <w:b w:val="0"/>
+          <w:color w:val="1C4D6E"/>
+          <w:sz w:val="22"/>
+        </w:rPr>
+        <w:t>n. 苹果</w:t>
+      </w:r>
+      <w:r>
+        <w:rPr>
+          <w:rFonts w:ascii="Times New Roman" w:hAnsi="Times New Roman" w:eastAsia="宋体"/>
+          <w:b w:val="0"/>
+          <w:sz w:val="22"/>
+        </w:rPr>
+        <w:t>；音标、英文释义、词形变化可选）</w:t>
       </w:r>
     </w:p>
     <w:p>
@@ -2878,7 +2929,7 @@
           <w:b w:val="0"/>
           <w:sz w:val="22"/>
         </w:rPr>
-        <w:t>：按绿/黄/红勾选（见上文）；黄词勾「大词典」须填中文释义与词性；写回本浏览器。</w:t>
+        <w:t>：按绿/黄/红勾选（见上文）；黄词勾「大词典」须填中文释义（词性写在释义里）；写回本浏览器。</w:t>
       </w:r>
     </w:p>
     <w:p>
@@ -3245,7 +3296,7 @@
           <w:b/>
           <w:sz w:val="22"/>
         </w:rPr>
-        <w:t>5MB</w:t>
+        <w:t>1MB</w:t>
       </w:r>
     </w:p>
     <w:p>
@@ -3258,7 +3309,24 @@
           <w:b w:val="0"/>
           <w:sz w:val="22"/>
         </w:rPr>
-        <w:t>可选：勾选「添加派生词」→ 用 lemminflect 扩展屈折形式后写入本机对照表</w:t>
+        <w:t xml:space="preserve">可选派生词：采信 ECDICT </w:t>
+      </w:r>
+      <w:r>
+        <w:rPr>
+          <w:rFonts w:ascii="Consolas" w:hAnsi="Consolas" w:eastAsia="宋体"/>
+          <w:b w:val="0"/>
+          <w:color w:val="1C4D6E"/>
+          <w:sz w:val="22"/>
+        </w:rPr>
+        <w:t>exchange</w:t>
+      </w:r>
+      <w:r>
+        <w:rPr>
+          <w:rFonts w:ascii="Times New Roman" w:hAnsi="Times New Roman" w:eastAsia="宋体"/>
+          <w:b w:val="0"/>
+          <w:sz w:val="22"/>
+        </w:rPr>
+        <w:t>（全部采信）；算法（lemminflect）可选「不使用 / 全部采信 / 对不在 ECDICT 词头中的结果自行勾选」</w:t>
       </w:r>
     </w:p>
     <w:p>

--- a/README.docx
+++ b/README.docx
@@ -624,6 +624,40 @@
                 <w:b w:val="0"/>
                 <w:sz w:val="20"/>
               </w:rPr>
+              <w:t>设置里自定义三色（开关 + 色值；确认/结果页同步）</w:t>
+            </w:r>
+          </w:p>
+        </w:tc>
+        <w:tc>
+          <w:tcPr>
+            <w:tcW w:type="dxa" w:w="4873"/>
+          </w:tcPr>
+          <w:p>
+            <w:r/>
+            <w:r>
+              <w:rPr>
+                <w:rFonts w:ascii="Times New Roman" w:hAnsi="Times New Roman" w:eastAsia="宋体"/>
+                <w:b w:val="0"/>
+                <w:sz w:val="20"/>
+              </w:rPr>
+              <w:t>Custom highlight colors (enable + hex; UI synced)</w:t>
+            </w:r>
+          </w:p>
+        </w:tc>
+      </w:tr>
+      <w:tr>
+        <w:tc>
+          <w:tcPr>
+            <w:tcW w:type="dxa" w:w="4873"/>
+          </w:tcPr>
+          <w:p>
+            <w:r/>
+            <w:r>
+              <w:rPr>
+                <w:rFonts w:ascii="Times New Roman" w:hAnsi="Times New Roman" w:eastAsia="宋体"/>
+                <w:b w:val="0"/>
+                <w:sz w:val="20"/>
+              </w:rPr>
               <w:t>页脚展示 ICP 与公安备案</w:t>
             </w:r>
           </w:p>
@@ -2998,10 +3032,35 @@
       <w:r>
         <w:rPr>
           <w:rFonts w:ascii="Times New Roman" w:hAnsi="Times New Roman" w:eastAsia="宋体"/>
+          <w:b/>
+          <w:sz w:val="22"/>
+        </w:rPr>
+        <w:t>着色颜色</w:t>
+      </w:r>
+      <w:r>
+        <w:rPr>
+          <w:rFonts w:ascii="Times New Roman" w:hAnsi="Times New Roman" w:eastAsia="宋体"/>
           <w:b w:val="0"/>
           <w:sz w:val="22"/>
         </w:rPr>
-        <w:t>编辑本机词典覆盖（完整 ECDICT 词条）/ 对照表差分</w:t>
+        <w:t xml:space="preserve">：绿 / 黄 / 红各可开关（仅影响 Word 是否上色）与自定义 </w:t>
+      </w:r>
+      <w:r>
+        <w:rPr>
+          <w:rFonts w:ascii="Consolas" w:hAnsi="Consolas" w:eastAsia="宋体"/>
+          <w:b w:val="0"/>
+          <w:color w:val="1C4D6E"/>
+          <w:sz w:val="22"/>
+        </w:rPr>
+        <w:t>#rrggbb</w:t>
+      </w:r>
+      <w:r>
+        <w:rPr>
+          <w:rFonts w:ascii="Times New Roman" w:hAnsi="Times New Roman" w:eastAsia="宋体"/>
+          <w:b w:val="0"/>
+          <w:sz w:val="22"/>
+        </w:rPr>
+        <w:t>；确认页、结果页文案色同步</w:t>
       </w:r>
     </w:p>
     <w:p>
@@ -3014,23 +3073,7 @@
           <w:b w:val="0"/>
           <w:sz w:val="22"/>
         </w:rPr>
-        <w:t>新建</w:t>
-      </w:r>
-      <w:r>
-        <w:rPr>
-          <w:rFonts w:ascii="Times New Roman" w:hAnsi="Times New Roman" w:eastAsia="宋体"/>
-          <w:b/>
-          <w:sz w:val="22"/>
-        </w:rPr>
-        <w:t>空</w:t>
-      </w:r>
-      <w:r>
-        <w:rPr>
-          <w:rFonts w:ascii="Times New Roman" w:hAnsi="Times New Roman" w:eastAsia="宋体"/>
-          <w:b w:val="0"/>
-          <w:sz w:val="22"/>
-        </w:rPr>
-        <w:t>对照表（本机）</w:t>
+        <w:t>编辑本机词典覆盖（完整 ECDICT 词条）/ 对照表差分</w:t>
       </w:r>
     </w:p>
     <w:p>
@@ -3040,10 +3083,18 @@
       <w:r>
         <w:rPr>
           <w:rFonts w:ascii="Times New Roman" w:hAnsi="Times New Roman" w:eastAsia="宋体"/>
+          <w:b w:val="0"/>
+          <w:sz w:val="22"/>
+        </w:rPr>
+        <w:t>新建</w:t>
+      </w:r>
+      <w:r>
+        <w:rPr>
+          <w:rFonts w:ascii="Times New Roman" w:hAnsi="Times New Roman" w:eastAsia="宋体"/>
           <w:b/>
           <w:sz w:val="22"/>
         </w:rPr>
-        <w:t>上传 `.txt`</w:t>
+        <w:t>空</w:t>
       </w:r>
       <w:r>
         <w:rPr>
@@ -3051,7 +3102,7 @@
           <w:b w:val="0"/>
           <w:sz w:val="22"/>
         </w:rPr>
-        <w:t xml:space="preserve"> 创建对照表（服务器仅校验，可选派生词；结果存本机）</w:t>
+        <w:t>对照表（本机）</w:t>
       </w:r>
     </w:p>
     <w:p>
@@ -3061,19 +3112,10 @@
       <w:r>
         <w:rPr>
           <w:rFonts w:ascii="Times New Roman" w:hAnsi="Times New Roman" w:eastAsia="宋体"/>
-          <w:b w:val="0"/>
+          <w:b/>
           <w:sz w:val="22"/>
         </w:rPr>
-        <w:t xml:space="preserve">删除本机自建对照表（基准 </w:t>
-      </w:r>
-      <w:r>
-        <w:rPr>
-          <w:rFonts w:ascii="Consolas" w:hAnsi="Consolas" w:eastAsia="宋体"/>
-          <w:b w:val="0"/>
-          <w:color w:val="1C4D6E"/>
-          <w:sz w:val="22"/>
-        </w:rPr>
-        <w:t>words.txt</w:t>
+        <w:t>上传 `.txt`</w:t>
       </w:r>
       <w:r>
         <w:rPr>
@@ -3081,7 +3123,7 @@
           <w:b w:val="0"/>
           <w:sz w:val="22"/>
         </w:rPr>
-        <w:t xml:space="preserve"> 等不可删）</w:t>
+        <w:t xml:space="preserve"> 创建对照表（服务器仅校验，可选派生词；结果存本机）</w:t>
       </w:r>
     </w:p>
     <w:p>
@@ -3091,10 +3133,19 @@
       <w:r>
         <w:rPr>
           <w:rFonts w:ascii="Times New Roman" w:hAnsi="Times New Roman" w:eastAsia="宋体"/>
-          <w:b/>
+          <w:b w:val="0"/>
           <w:sz w:val="22"/>
         </w:rPr>
-        <w:t>导出 / 导入 / 清除</w:t>
+        <w:t xml:space="preserve">删除本机自建对照表（基准 </w:t>
+      </w:r>
+      <w:r>
+        <w:rPr>
+          <w:rFonts w:ascii="Consolas" w:hAnsi="Consolas" w:eastAsia="宋体"/>
+          <w:b w:val="0"/>
+          <w:color w:val="1C4D6E"/>
+          <w:sz w:val="22"/>
+        </w:rPr>
+        <w:t>words.txt</w:t>
       </w:r>
       <w:r>
         <w:rPr>
@@ -3102,7 +3153,28 @@
           <w:b w:val="0"/>
           <w:sz w:val="22"/>
         </w:rPr>
-        <w:t>本机数据</w:t>
+        <w:t xml:space="preserve"> 等不可删）</w:t>
+      </w:r>
+    </w:p>
+    <w:p>
+      <w:pPr>
+        <w:pStyle w:val="ListBullet"/>
+      </w:pPr>
+      <w:r>
+        <w:rPr>
+          <w:rFonts w:ascii="Times New Roman" w:hAnsi="Times New Roman" w:eastAsia="宋体"/>
+          <w:b/>
+          <w:sz w:val="22"/>
+        </w:rPr>
+        <w:t>导出 / 导入 / 清除</w:t>
+      </w:r>
+      <w:r>
+        <w:rPr>
+          <w:rFonts w:ascii="Times New Roman" w:hAnsi="Times New Roman" w:eastAsia="宋体"/>
+          <w:b w:val="0"/>
+          <w:sz w:val="22"/>
+        </w:rPr>
+        <w:t>本机数据（含着色偏好）</w:t>
       </w:r>
     </w:p>
     <w:p>

--- a/README.docx
+++ b/README.docx
@@ -679,6 +679,40 @@
           </w:p>
         </w:tc>
       </w:tr>
+      <w:tr>
+        <w:tc>
+          <w:tcPr>
+            <w:tcW w:type="dxa" w:w="4873"/>
+          </w:tcPr>
+          <w:p>
+            <w:r/>
+            <w:r>
+              <w:rPr>
+                <w:rFonts w:ascii="Times New Roman" w:hAnsi="Times New Roman" w:eastAsia="宋体"/>
+                <w:b w:val="0"/>
+                <w:sz w:val="20"/>
+              </w:rPr>
+              <w:t>隐私说明（本机存储与临时处理）</w:t>
+            </w:r>
+          </w:p>
+        </w:tc>
+        <w:tc>
+          <w:tcPr>
+            <w:tcW w:type="dxa" w:w="4873"/>
+          </w:tcPr>
+          <w:p>
+            <w:r/>
+            <w:r>
+              <w:rPr>
+                <w:rFonts w:ascii="Times New Roman" w:hAnsi="Times New Roman" w:eastAsia="宋体"/>
+                <w:b w:val="0"/>
+                <w:sz w:val="20"/>
+              </w:rPr>
+              <w:t>Privacy note (local storage &amp; temporary processing)</w:t>
+            </w:r>
+          </w:p>
+        </w:tc>
+      </w:tr>
     </w:tbl>
     <w:p/>
     <w:p>
@@ -939,7 +973,7 @@
           <w:b/>
           <w:sz w:val="22"/>
         </w:rPr>
-        <w:t>改号时两处同步</w:t>
+        <w:t>改号或改页脚链接时两处同步</w:t>
       </w:r>
       <w:r>
         <w:rPr>
@@ -948,6 +982,74 @@
           <w:sz w:val="22"/>
         </w:rPr>
         <w:t>。</w:t>
+      </w:r>
+    </w:p>
+    <w:p>
+      <w:pPr>
+        <w:spacing w:after="80"/>
+      </w:pPr>
+      <w:r>
+        <w:rPr>
+          <w:rFonts w:ascii="Times New Roman" w:hAnsi="Times New Roman" w:eastAsia="宋体"/>
+          <w:b/>
+          <w:sz w:val="22"/>
+        </w:rPr>
+        <w:t>隐私说明</w:t>
+      </w:r>
+      <w:r>
+        <w:rPr>
+          <w:rFonts w:ascii="Times New Roman" w:hAnsi="Times New Roman" w:eastAsia="宋体"/>
+          <w:b w:val="0"/>
+          <w:sz w:val="22"/>
+        </w:rPr>
+        <w:t xml:space="preserve"> </w:t>
+      </w:r>
+      <w:r>
+        <w:rPr>
+          <w:rFonts w:ascii="Consolas" w:hAnsi="Consolas" w:eastAsia="宋体"/>
+          <w:b w:val="0"/>
+          <w:color w:val="1C4D6E"/>
+          <w:sz w:val="22"/>
+        </w:rPr>
+        <w:t>/privacy</w:t>
+      </w:r>
+      <w:r>
+        <w:rPr>
+          <w:rFonts w:ascii="Times New Roman" w:hAnsi="Times New Roman" w:eastAsia="宋体"/>
+          <w:b w:val="0"/>
+          <w:sz w:val="22"/>
+        </w:rPr>
+        <w:t>：说明本站使用浏览器 localStorage 保存对照表差分、词典覆盖、着色偏好等；提交时仅当次用于分类与生成下载；下载文件在服务器临时缓存约 1 小时；换浏览器或清除站点数据会丢失本机改动（可用设置页导出备份）。页脚「隐私说明」入口指向该页。</w:t>
+      </w:r>
+    </w:p>
+    <w:p>
+      <w:pPr>
+        <w:spacing w:after="80"/>
+      </w:pPr>
+      <w:r>
+        <w:rPr>
+          <w:rFonts w:ascii="Times New Roman" w:hAnsi="Times New Roman" w:eastAsia="宋体"/>
+          <w:b w:val="0"/>
+          <w:sz w:val="22"/>
+        </w:rPr>
+        <w:t xml:space="preserve">Privacy note at </w:t>
+      </w:r>
+      <w:r>
+        <w:rPr>
+          <w:rFonts w:ascii="Consolas" w:hAnsi="Consolas" w:eastAsia="宋体"/>
+          <w:b w:val="0"/>
+          <w:color w:val="1C4D6E"/>
+          <w:sz w:val="22"/>
+        </w:rPr>
+        <w:t>/privacy</w:t>
+      </w:r>
+      <w:r>
+        <w:rPr>
+          <w:rFonts w:ascii="Times New Roman" w:hAnsi="Times New Roman" w:eastAsia="宋体"/>
+          <w:b w:val="0"/>
+          <w:sz w:val="22"/>
+        </w:rPr>
+        <w:t xml:space="preserve"> (footer link): localStorage contents, one-time server use on submit, ~1h download cache, backup via Settings export.</w:t>
       </w:r>
     </w:p>
     <w:p>
@@ -3846,7 +3948,7 @@
           <w:color w:val="1C4D6E"/>
           <w:sz w:val="18"/>
         </w:rPr>
-        <w:t xml:space="preserve">    └── pages/                  # 确认 / 结果 / 设置等页面（页脚含 ICP + 公安备案）</w:t>
+        <w:t xml:space="preserve">    └── pages/                  # 确认 / 结果 / 设置 / 隐私说明等（页脚含 ICP + 公安备案 + 隐私入口）</w:t>
       </w:r>
     </w:p>
     <w:p>

--- a/README.docx
+++ b/README.docx
@@ -420,7 +420,7 @@
                 <w:b w:val="0"/>
                 <w:sz w:val="20"/>
               </w:rPr>
-              <w:t>ECDICT 本地释义（音标、词性、义项）</w:t>
+              <w:t>ECDICT 本地释义（可配置输出字段）</w:t>
             </w:r>
           </w:p>
         </w:tc>
@@ -436,7 +436,7 @@
                 <w:b w:val="0"/>
                 <w:sz w:val="20"/>
               </w:rPr>
-              <w:t>Offline ECDICT definitions</w:t>
+              <w:t>Offline ECDICT definitions (configurable fields)</w:t>
             </w:r>
           </w:p>
         </w:tc>
@@ -1792,7 +1792,7 @@
           <w:b w:val="0"/>
           <w:sz w:val="22"/>
         </w:rPr>
-        <w:t xml:space="preserve">（请在释义中写上词性，如 </w:t>
+        <w:t xml:space="preserve">（建议在释义中写上词性，如 </w:t>
       </w:r>
       <w:r>
         <w:rPr>
@@ -1836,18 +1836,10 @@
       <w:r>
         <w:rPr>
           <w:rFonts w:ascii="Times New Roman" w:hAnsi="Times New Roman" w:eastAsia="宋体"/>
-          <w:b w:val="0"/>
-          <w:sz w:val="22"/>
-        </w:rPr>
-        <w:t>Client dictionary add-ons are full ECDICT-style entries stored in the browser (</w:t>
-      </w:r>
-      <w:r>
-        <w:rPr>
-          <w:rFonts w:ascii="Times New Roman" w:hAnsi="Times New Roman" w:eastAsia="宋体"/>
           <w:b/>
           <w:sz w:val="22"/>
         </w:rPr>
-        <w:t>Chinese gloss required</w:t>
+        <w:t>释义表输出</w:t>
       </w:r>
       <w:r>
         <w:rPr>
@@ -1855,7 +1847,7 @@
           <w:b w:val="0"/>
           <w:sz w:val="22"/>
         </w:rPr>
-        <w:t xml:space="preserve">; write POS inside the gloss, e.g. </w:t>
+        <w:t xml:space="preserve">（设置页，存本机 </w:t>
       </w:r>
       <w:r>
         <w:rPr>
@@ -1864,7 +1856,7 @@
           <w:color w:val="1C4D6E"/>
           <w:sz w:val="22"/>
         </w:rPr>
-        <w:t>n. apple</w:t>
+        <w:t>vocab_output</w:t>
       </w:r>
       <w:r>
         <w:rPr>
@@ -1872,7 +1864,103 @@
           <w:b w:val="0"/>
           <w:sz w:val="22"/>
         </w:rPr>
-        <w:t>). Optional: phonetic, English definition, exchange. Client entries with a Chinese gloss override server ECDICT on lookup.</w:t>
+        <w:t xml:space="preserve">）：可勾选音标、中文释义、英文释义、词形变化；默认勾选音标与中文释义。词形还原提示始终显示；不输出独立 </w:t>
+      </w:r>
+      <w:r>
+        <w:rPr>
+          <w:rFonts w:ascii="Consolas" w:hAnsi="Consolas" w:eastAsia="宋体"/>
+          <w:b w:val="0"/>
+          <w:color w:val="1C4D6E"/>
+          <w:sz w:val="22"/>
+        </w:rPr>
+        <w:t>pos</w:t>
+      </w:r>
+      <w:r>
+        <w:rPr>
+          <w:rFonts w:ascii="Times New Roman" w:hAnsi="Times New Roman" w:eastAsia="宋体"/>
+          <w:b w:val="0"/>
+          <w:sz w:val="22"/>
+        </w:rPr>
+        <w:t xml:space="preserve"> 行（中文释义内通常已含词性）。</w:t>
+      </w:r>
+    </w:p>
+    <w:p>
+      <w:pPr>
+        <w:spacing w:after="80"/>
+      </w:pPr>
+      <w:r>
+        <w:rPr>
+          <w:rFonts w:ascii="Times New Roman" w:hAnsi="Times New Roman" w:eastAsia="宋体"/>
+          <w:b w:val="0"/>
+          <w:sz w:val="22"/>
+        </w:rPr>
+        <w:t>Client dictionary add-ons are full ECDICT-style entries (</w:t>
+      </w:r>
+      <w:r>
+        <w:rPr>
+          <w:rFonts w:ascii="Times New Roman" w:hAnsi="Times New Roman" w:eastAsia="宋体"/>
+          <w:b/>
+          <w:sz w:val="22"/>
+        </w:rPr>
+        <w:t>Chinese gloss required</w:t>
+      </w:r>
+      <w:r>
+        <w:rPr>
+          <w:rFonts w:ascii="Times New Roman" w:hAnsi="Times New Roman" w:eastAsia="宋体"/>
+          <w:b w:val="0"/>
+          <w:sz w:val="22"/>
+        </w:rPr>
+        <w:t xml:space="preserve">; recommended to include POS in the gloss). Settings → </w:t>
+      </w:r>
+      <w:r>
+        <w:rPr>
+          <w:rFonts w:ascii="Times New Roman" w:hAnsi="Times New Roman" w:eastAsia="宋体"/>
+          <w:b/>
+          <w:sz w:val="22"/>
+        </w:rPr>
+        <w:t>vocab sheet fields</w:t>
+      </w:r>
+      <w:r>
+        <w:rPr>
+          <w:rFonts w:ascii="Times New Roman" w:hAnsi="Times New Roman" w:eastAsia="宋体"/>
+          <w:b w:val="0"/>
+          <w:sz w:val="22"/>
+        </w:rPr>
+        <w:t xml:space="preserve"> (</w:t>
+      </w:r>
+      <w:r>
+        <w:rPr>
+          <w:rFonts w:ascii="Consolas" w:hAnsi="Consolas" w:eastAsia="宋体"/>
+          <w:b w:val="0"/>
+          <w:color w:val="1C4D6E"/>
+          <w:sz w:val="22"/>
+        </w:rPr>
+        <w:t>vocab_output</w:t>
+      </w:r>
+      <w:r>
+        <w:rPr>
+          <w:rFonts w:ascii="Times New Roman" w:hAnsi="Times New Roman" w:eastAsia="宋体"/>
+          <w:b w:val="0"/>
+          <w:sz w:val="22"/>
+        </w:rPr>
+        <w:t xml:space="preserve">): phonetic / translation / definition / exchange; defaults phonetic+translation. Lemma-hint always on; never emit standalone </w:t>
+      </w:r>
+      <w:r>
+        <w:rPr>
+          <w:rFonts w:ascii="Consolas" w:hAnsi="Consolas" w:eastAsia="宋体"/>
+          <w:b w:val="0"/>
+          <w:color w:val="1C4D6E"/>
+          <w:sz w:val="22"/>
+        </w:rPr>
+        <w:t>[pos]</w:t>
+      </w:r>
+      <w:r>
+        <w:rPr>
+          <w:rFonts w:ascii="Times New Roman" w:hAnsi="Times New Roman" w:eastAsia="宋体"/>
+          <w:b w:val="0"/>
+          <w:sz w:val="22"/>
+        </w:rPr>
+        <w:t>.</w:t>
       </w:r>
     </w:p>
     <w:p>
@@ -2269,7 +2357,7 @@
           <w:b w:val="0"/>
           <w:sz w:val="22"/>
         </w:rPr>
-        <w:t xml:space="preserve">（请在释义里写上词性，如 </w:t>
+        <w:t xml:space="preserve">（建议写释义时带上词性，如 </w:t>
       </w:r>
       <w:r>
         <w:rPr>
@@ -3065,7 +3153,7 @@
           <w:b w:val="0"/>
           <w:sz w:val="22"/>
         </w:rPr>
-        <w:t>：按绿/黄/红勾选（见上文）；黄词勾「大词典」须填中文释义（词性写在释义里）；写回本浏览器。</w:t>
+        <w:t>：按绿/黄/红勾选（见上文）；黄词勾「大词典」须填中文释义（建议带词性）；写回本浏览器。</w:t>
       </w:r>
     </w:p>
     <w:p>
@@ -3172,10 +3260,18 @@
       <w:r>
         <w:rPr>
           <w:rFonts w:ascii="Times New Roman" w:hAnsi="Times New Roman" w:eastAsia="宋体"/>
+          <w:b/>
+          <w:sz w:val="22"/>
+        </w:rPr>
+        <w:t>释义表输出</w:t>
+      </w:r>
+      <w:r>
+        <w:rPr>
+          <w:rFonts w:ascii="Times New Roman" w:hAnsi="Times New Roman" w:eastAsia="宋体"/>
           <w:b w:val="0"/>
           <w:sz w:val="22"/>
         </w:rPr>
-        <w:t>编辑本机词典覆盖（完整 ECDICT 词条）/ 对照表差分</w:t>
+        <w:t>：勾选音标 / 中文释义 / 英文释义 / 词形变化（默认音标+中文释义；词形还原提示固定）</w:t>
       </w:r>
     </w:p>
     <w:p>
@@ -3188,23 +3284,7 @@
           <w:b w:val="0"/>
           <w:sz w:val="22"/>
         </w:rPr>
-        <w:t>新建</w:t>
-      </w:r>
-      <w:r>
-        <w:rPr>
-          <w:rFonts w:ascii="Times New Roman" w:hAnsi="Times New Roman" w:eastAsia="宋体"/>
-          <w:b/>
-          <w:sz w:val="22"/>
-        </w:rPr>
-        <w:t>空</w:t>
-      </w:r>
-      <w:r>
-        <w:rPr>
-          <w:rFonts w:ascii="Times New Roman" w:hAnsi="Times New Roman" w:eastAsia="宋体"/>
-          <w:b w:val="0"/>
-          <w:sz w:val="22"/>
-        </w:rPr>
-        <w:t>对照表（本机）</w:t>
+        <w:t>编辑本机词典覆盖（完整 ECDICT 词条）/ 对照表差分</w:t>
       </w:r>
     </w:p>
     <w:p>
@@ -3214,10 +3294,18 @@
       <w:r>
         <w:rPr>
           <w:rFonts w:ascii="Times New Roman" w:hAnsi="Times New Roman" w:eastAsia="宋体"/>
+          <w:b w:val="0"/>
+          <w:sz w:val="22"/>
+        </w:rPr>
+        <w:t>新建</w:t>
+      </w:r>
+      <w:r>
+        <w:rPr>
+          <w:rFonts w:ascii="Times New Roman" w:hAnsi="Times New Roman" w:eastAsia="宋体"/>
           <w:b/>
           <w:sz w:val="22"/>
         </w:rPr>
-        <w:t>上传 `.txt`</w:t>
+        <w:t>空</w:t>
       </w:r>
       <w:r>
         <w:rPr>
@@ -3225,7 +3313,7 @@
           <w:b w:val="0"/>
           <w:sz w:val="22"/>
         </w:rPr>
-        <w:t xml:space="preserve"> 创建对照表（服务器仅校验，可选派生词；结果存本机）</w:t>
+        <w:t>对照表（本机）</w:t>
       </w:r>
     </w:p>
     <w:p>
@@ -3235,19 +3323,10 @@
       <w:r>
         <w:rPr>
           <w:rFonts w:ascii="Times New Roman" w:hAnsi="Times New Roman" w:eastAsia="宋体"/>
-          <w:b w:val="0"/>
+          <w:b/>
           <w:sz w:val="22"/>
         </w:rPr>
-        <w:t xml:space="preserve">删除本机自建对照表（基准 </w:t>
-      </w:r>
-      <w:r>
-        <w:rPr>
-          <w:rFonts w:ascii="Consolas" w:hAnsi="Consolas" w:eastAsia="宋体"/>
-          <w:b w:val="0"/>
-          <w:color w:val="1C4D6E"/>
-          <w:sz w:val="22"/>
-        </w:rPr>
-        <w:t>words.txt</w:t>
+        <w:t>上传 `.txt`</w:t>
       </w:r>
       <w:r>
         <w:rPr>
@@ -3255,7 +3334,7 @@
           <w:b w:val="0"/>
           <w:sz w:val="22"/>
         </w:rPr>
-        <w:t xml:space="preserve"> 等不可删）</w:t>
+        <w:t xml:space="preserve"> 创建对照表（服务器仅校验，可选派生词；结果存本机）</w:t>
       </w:r>
     </w:p>
     <w:p>
@@ -3265,10 +3344,19 @@
       <w:r>
         <w:rPr>
           <w:rFonts w:ascii="Times New Roman" w:hAnsi="Times New Roman" w:eastAsia="宋体"/>
-          <w:b/>
+          <w:b w:val="0"/>
           <w:sz w:val="22"/>
         </w:rPr>
-        <w:t>导出 / 导入 / 清除</w:t>
+        <w:t xml:space="preserve">删除本机自建对照表（基准 </w:t>
+      </w:r>
+      <w:r>
+        <w:rPr>
+          <w:rFonts w:ascii="Consolas" w:hAnsi="Consolas" w:eastAsia="宋体"/>
+          <w:b w:val="0"/>
+          <w:color w:val="1C4D6E"/>
+          <w:sz w:val="22"/>
+        </w:rPr>
+        <w:t>words.txt</w:t>
       </w:r>
       <w:r>
         <w:rPr>
@@ -3276,7 +3364,28 @@
           <w:b w:val="0"/>
           <w:sz w:val="22"/>
         </w:rPr>
-        <w:t>本机数据（含着色偏好）</w:t>
+        <w:t xml:space="preserve"> 等不可删）</w:t>
+      </w:r>
+    </w:p>
+    <w:p>
+      <w:pPr>
+        <w:pStyle w:val="ListBullet"/>
+      </w:pPr>
+      <w:r>
+        <w:rPr>
+          <w:rFonts w:ascii="Times New Roman" w:hAnsi="Times New Roman" w:eastAsia="宋体"/>
+          <w:b/>
+          <w:sz w:val="22"/>
+        </w:rPr>
+        <w:t>导出 / 导入 / 清除</w:t>
+      </w:r>
+      <w:r>
+        <w:rPr>
+          <w:rFonts w:ascii="Times New Roman" w:hAnsi="Times New Roman" w:eastAsia="宋体"/>
+          <w:b w:val="0"/>
+          <w:sz w:val="22"/>
+        </w:rPr>
+        <w:t>本机数据（含着色与释义表输出偏好）</w:t>
       </w:r>
     </w:p>
     <w:p>
